--- a/CourseMaterials/02_abstraction/00_race_car/race_car.docx
+++ b/CourseMaterials/02_abstraction/00_race_car/race_car.docx
@@ -1,6 +1,6 @@
 
 <file path=word/document.xml><?xml version="1.0" encoding="utf-8"?>
-<w:document xmlns:wpc="http://schemas.microsoft.com/office/word/2010/wordprocessingCanvas" xmlns:cx="http://schemas.microsoft.com/office/drawing/2014/chartex" xmlns:cx1="http://schemas.microsoft.com/office/drawing/2015/9/8/chartex" xmlns:cx2="http://schemas.microsoft.com/office/drawing/2015/10/21/chartex" xmlns:cx3="http://schemas.microsoft.com/office/drawing/2016/5/9/chartex" xmlns:cx4="http://schemas.microsoft.com/office/drawing/2016/5/10/chartex" xmlns:cx5="http://schemas.microsoft.com/office/drawing/2016/5/11/chartex" xmlns:cx6="http://schemas.microsoft.com/office/drawing/2016/5/12/chartex" xmlns:cx7="http://schemas.microsoft.com/office/drawing/2016/5/13/chartex" xmlns:cx8="http://schemas.microsoft.com/office/drawing/2016/5/14/chartex" xmlns:mc="http://schemas.openxmlformats.org/markup-compatibility/2006" xmlns:aink="http://schemas.microsoft.com/office/drawing/2016/ink" xmlns:am3d="http://schemas.microsoft.com/office/drawing/2017/model3d" xmlns:o="urn:schemas-microsoft-com:office:office" xmlns:oel="http://schemas.microsoft.com/office/2019/extlst" xmlns:r="http://schemas.openxmlformats.org/officeDocument/2006/relationships" xmlns:m="http://schemas.openxmlformats.org/officeDocument/2006/math" xmlns:v="urn:schemas-microsoft-com:vml" xmlns:wp14="http://schemas.microsoft.com/office/word/2010/wordprocessingDrawing" xmlns:wp="http://schemas.openxmlformats.org/drawingml/2006/wordprocessingDrawing" xmlns:w10="urn:schemas-microsoft-com:office:word" xmlns:w="http://schemas.openxmlformats.org/wordprocessingml/2006/main" xmlns:w14="http://schemas.microsoft.com/office/word/2010/wordml" xmlns:w15="http://schemas.microsoft.com/office/word/2012/wordml" xmlns:w16cex="http://schemas.microsoft.com/office/word/2018/wordml/cex" xmlns:w16cid="http://schemas.microsoft.com/office/word/2016/wordml/cid" xmlns:w16="http://schemas.microsoft.com/office/word/2018/wordml" xmlns:w16du="http://schemas.microsoft.com/office/word/2023/wordml/word16du" xmlns:w16sdtdh="http://schemas.microsoft.com/office/word/2020/wordml/sdtdatahash" xmlns:w16se="http://schemas.microsoft.com/office/word/2015/wordml/symex" xmlns:wpg="http://schemas.microsoft.com/office/word/2010/wordprocessingGroup" xmlns:wpi="http://schemas.microsoft.com/office/word/2010/wordprocessingInk" xmlns:wne="http://schemas.microsoft.com/office/word/2006/wordml" xmlns:wps="http://schemas.microsoft.com/office/word/2010/wordprocessingShape" mc:Ignorable="w14 w15 w16se w16cid w16 w16cex w16sdtdh w16du wp14">
+<w:document xmlns:wpc="http://schemas.microsoft.com/office/word/2010/wordprocessingCanvas" xmlns:cx="http://schemas.microsoft.com/office/drawing/2014/chartex" xmlns:cx1="http://schemas.microsoft.com/office/drawing/2015/9/8/chartex" xmlns:cx2="http://schemas.microsoft.com/office/drawing/2015/10/21/chartex" xmlns:cx3="http://schemas.microsoft.com/office/drawing/2016/5/9/chartex" xmlns:cx4="http://schemas.microsoft.com/office/drawing/2016/5/10/chartex" xmlns:cx5="http://schemas.microsoft.com/office/drawing/2016/5/11/chartex" xmlns:cx6="http://schemas.microsoft.com/office/drawing/2016/5/12/chartex" xmlns:cx7="http://schemas.microsoft.com/office/drawing/2016/5/13/chartex" xmlns:cx8="http://schemas.microsoft.com/office/drawing/2016/5/14/chartex" xmlns:mc="http://schemas.openxmlformats.org/markup-compatibility/2006" xmlns:aink="http://schemas.microsoft.com/office/drawing/2016/ink" xmlns:am3d="http://schemas.microsoft.com/office/drawing/2017/model3d" xmlns:o="urn:schemas-microsoft-com:office:office" xmlns:oel="http://schemas.microsoft.com/office/2019/extlst" xmlns:r="http://schemas.openxmlformats.org/officeDocument/2006/relationships" xmlns:m="http://schemas.openxmlformats.org/officeDocument/2006/math" xmlns:v="urn:schemas-microsoft-com:vml" xmlns:wp14="http://schemas.microsoft.com/office/word/2010/wordprocessingDrawing" xmlns:wp="http://schemas.openxmlformats.org/drawingml/2006/wordprocessingDrawing" xmlns:w10="urn:schemas-microsoft-com:office:word" xmlns:w="http://schemas.openxmlformats.org/wordprocessingml/2006/main" xmlns:w14="http://schemas.microsoft.com/office/word/2010/wordml" xmlns:w15="http://schemas.microsoft.com/office/word/2012/wordml" xmlns:w16cex="http://schemas.microsoft.com/office/word/2018/wordml/cex" xmlns:w16cid="http://schemas.microsoft.com/office/word/2016/wordml/cid" xmlns:w16="http://schemas.microsoft.com/office/word/2018/wordml" xmlns:w16du="http://schemas.microsoft.com/office/word/2023/wordml/word16du" xmlns:w16sdtdh="http://schemas.microsoft.com/office/word/2020/wordml/sdtdatahash" xmlns:w16sdtfl="http://schemas.microsoft.com/office/word/2024/wordml/sdtformatlock" xmlns:w16se="http://schemas.microsoft.com/office/word/2015/wordml/symex" xmlns:wpg="http://schemas.microsoft.com/office/word/2010/wordprocessingGroup" xmlns:wpi="http://schemas.microsoft.com/office/word/2010/wordprocessingInk" xmlns:wne="http://schemas.microsoft.com/office/word/2006/wordml" xmlns:wps="http://schemas.microsoft.com/office/word/2010/wordprocessingShape" mc:Ignorable="w14 w15 w16se w16cid w16 w16cex w16sdtdh w16sdtfl w16du wp14">
   <w:body>
     <w:p>
       <w:pPr>
@@ -111,31 +111,13 @@
         <w:rPr>
           <w:rFonts w:ascii="Garamond" w:hAnsi="Garamond"/>
         </w:rPr>
-        <w:t xml:space="preserve">The reason that these functions are required is that the game requires realistic physics that is too advanced for middle school. </w:t>
-      </w:r>
-      <w:r>
-        <w:rPr>
-          <w:rFonts w:ascii="Garamond" w:hAnsi="Garamond"/>
-        </w:rPr>
-        <w:t xml:space="preserve">You will be given points for how </w:t>
-      </w:r>
-      <w:r>
-        <w:rPr>
-          <w:rFonts w:ascii="Garamond" w:hAnsi="Garamond"/>
-        </w:rPr>
-        <w:t xml:space="preserve">well </w:t>
-      </w:r>
-      <w:r>
-        <w:rPr>
-          <w:rFonts w:ascii="Garamond" w:hAnsi="Garamond"/>
-        </w:rPr>
-        <w:t xml:space="preserve">you utilize the provided functions and how well </w:t>
-      </w:r>
-      <w:r>
-        <w:rPr>
-          <w:rFonts w:ascii="Garamond" w:hAnsi="Garamond"/>
-        </w:rPr>
-        <w:t>your game approximates mine.</w:t>
+        <w:t>The reason that these functions are required is that the game requires realistic physics that is too advanced for middle school</w:t>
+      </w:r>
+      <w:r>
+        <w:rPr>
+          <w:rFonts w:ascii="Garamond" w:hAnsi="Garamond"/>
+        </w:rPr>
+        <w:t>.</w:t>
       </w:r>
     </w:p>
     <w:p>
@@ -233,7 +215,7 @@
         <w:rPr>
           <w:rFonts w:ascii="Garamond" w:hAnsi="Garamond"/>
         </w:rPr>
-        <w:t xml:space="preserve"> using the functions that I have provided to end up with a realistic car game.</w:t>
+        <w:t xml:space="preserve"> using the functions that I provided to end up with a realistic car game.</w:t>
       </w:r>
     </w:p>
     <w:p>
@@ -331,7 +313,19 @@
         <w:rPr>
           <w:rFonts w:ascii="Garamond" w:hAnsi="Garamond"/>
         </w:rPr>
-        <w:t xml:space="preserve"> Copy my </w:t>
+        <w:t xml:space="preserve"> </w:t>
+      </w:r>
+      <w:r>
+        <w:rPr>
+          <w:rFonts w:ascii="Garamond" w:hAnsi="Garamond"/>
+        </w:rPr>
+        <w:t>Remix</w:t>
+      </w:r>
+      <w:r>
+        <w:rPr>
+          <w:rFonts w:ascii="Garamond" w:hAnsi="Garamond"/>
+        </w:rPr>
+        <w:t xml:space="preserve"> my </w:t>
       </w:r>
       <w:r>
         <w:rPr>
@@ -343,7 +337,13 @@
         <w:rPr>
           <w:rFonts w:ascii="Garamond" w:hAnsi="Garamond"/>
         </w:rPr>
-        <w:t xml:space="preserve"> “skeleton” into your scratch account</w:t>
+        <w:t xml:space="preserve"> “skeleton</w:t>
+      </w:r>
+      <w:r>
+        <w:rPr>
+          <w:rFonts w:ascii="Garamond" w:hAnsi="Garamond"/>
+        </w:rPr>
+        <w:t>”</w:t>
       </w:r>
     </w:p>
     <w:p>
@@ -697,69 +697,63 @@
     </w:p>
     <w:p>
       <w:pPr>
-        <w:ind w:firstLine="540"/>
-        <w:rPr>
-          <w:rFonts w:ascii="Garamond" w:hAnsi="Garamond"/>
-        </w:rPr>
-      </w:pPr>
-      <w:r>
-        <w:t xml:space="preserve">□ </w:t>
-      </w:r>
-      <w:r>
-        <w:rPr>
-          <w:rFonts w:ascii="Garamond" w:hAnsi="Garamond"/>
-        </w:rPr>
-        <w:t xml:space="preserve">Switch to a </w:t>
-      </w:r>
-      <w:r>
-        <w:rPr>
-          <w:rFonts w:ascii="Garamond" w:hAnsi="Garamond"/>
-        </w:rPr>
-        <w:t>series of</w:t>
-      </w:r>
-      <w:r>
-        <w:rPr>
-          <w:rFonts w:ascii="Garamond" w:hAnsi="Garamond"/>
-        </w:rPr>
-        <w:t xml:space="preserve"> muddy costume</w:t>
-      </w:r>
-      <w:r>
-        <w:rPr>
-          <w:rFonts w:ascii="Garamond" w:hAnsi="Garamond"/>
-        </w:rPr>
-        <w:t>s</w:t>
-      </w:r>
-      <w:r>
-        <w:rPr>
-          <w:rFonts w:ascii="Garamond" w:hAnsi="Garamond"/>
-        </w:rPr>
-        <w:t xml:space="preserve"> whenever the car is in the grass</w:t>
-      </w:r>
-    </w:p>
-    <w:p>
-      <w:pPr>
-        <w:ind w:firstLine="540"/>
-      </w:pPr>
-      <w:r>
-        <w:t xml:space="preserve">□ </w:t>
-      </w:r>
+        <w:pStyle w:val="ListParagraph"/>
+        <w:numPr>
+          <w:ilvl w:val="0"/>
+          <w:numId w:val="5"/>
+        </w:numPr>
+        <w:rPr>
+          <w:rFonts w:ascii="Garamond" w:hAnsi="Garamond"/>
+        </w:rPr>
+      </w:pPr>
+      <w:r>
+        <w:rPr>
+          <w:rFonts w:ascii="Garamond" w:hAnsi="Garamond"/>
+        </w:rPr>
+        <w:t>Switch to a series of muddy costumes whenever the car is in the grass</w:t>
+      </w:r>
+      <w:r>
+        <w:rPr>
+          <w:rFonts w:ascii="Garamond" w:hAnsi="Garamond"/>
+        </w:rPr>
+        <w:t xml:space="preserve"> (3pts)</w:t>
+      </w:r>
+    </w:p>
+    <w:p>
+      <w:pPr>
+        <w:pStyle w:val="ListParagraph"/>
+        <w:numPr>
+          <w:ilvl w:val="0"/>
+          <w:numId w:val="5"/>
+        </w:numPr>
+        <w:rPr>
+          <w:rFonts w:ascii="Garamond" w:hAnsi="Garamond"/>
+        </w:rPr>
+      </w:pPr>
       <w:r>
         <w:rPr>
           <w:rFonts w:ascii="Garamond" w:hAnsi="Garamond"/>
         </w:rPr>
         <w:t>Make it a two-player game</w:t>
       </w:r>
-    </w:p>
-    <w:p>
-      <w:pPr>
-        <w:ind w:firstLine="540"/>
-        <w:rPr>
-          <w:rFonts w:ascii="Garamond" w:hAnsi="Garamond"/>
-        </w:rPr>
-      </w:pPr>
-      <w:r>
-        <w:t xml:space="preserve">□ </w:t>
-      </w:r>
+      <w:r>
+        <w:rPr>
+          <w:rFonts w:ascii="Garamond" w:hAnsi="Garamond"/>
+        </w:rPr>
+        <w:t xml:space="preserve"> (3pts)</w:t>
+      </w:r>
+    </w:p>
+    <w:p>
+      <w:pPr>
+        <w:pStyle w:val="ListParagraph"/>
+        <w:numPr>
+          <w:ilvl w:val="0"/>
+          <w:numId w:val="5"/>
+        </w:numPr>
+        <w:rPr>
+          <w:rFonts w:ascii="Garamond" w:hAnsi="Garamond"/>
+        </w:rPr>
+      </w:pPr>
       <w:r>
         <w:rPr>
           <w:rFonts w:ascii="Garamond" w:hAnsi="Garamond"/>
@@ -772,66 +766,68 @@
         </w:rPr>
         <w:t xml:space="preserve"> and use that value in the game</w:t>
       </w:r>
-    </w:p>
-    <w:p>
-      <w:pPr>
-        <w:ind w:firstLine="540"/>
-        <w:rPr>
-          <w:rFonts w:ascii="Garamond" w:hAnsi="Garamond"/>
-        </w:rPr>
-      </w:pPr>
-      <w:r>
-        <w:t xml:space="preserve">□ </w:t>
-      </w:r>
+      <w:r>
+        <w:rPr>
+          <w:rFonts w:ascii="Garamond" w:hAnsi="Garamond"/>
+        </w:rPr>
+        <w:t xml:space="preserve"> (5pts)</w:t>
+      </w:r>
+    </w:p>
+    <w:p>
+      <w:pPr>
+        <w:pStyle w:val="ListParagraph"/>
+        <w:numPr>
+          <w:ilvl w:val="0"/>
+          <w:numId w:val="5"/>
+        </w:numPr>
+        <w:rPr>
+          <w:rFonts w:ascii="Garamond" w:hAnsi="Garamond"/>
+        </w:rPr>
+      </w:pPr>
       <w:r>
         <w:rPr>
           <w:rFonts w:ascii="Garamond" w:hAnsi="Garamond"/>
         </w:rPr>
         <w:t>Add a lap counter</w:t>
       </w:r>
-    </w:p>
-    <w:p>
-      <w:pPr>
-        <w:ind w:firstLine="540"/>
-        <w:rPr>
-          <w:rFonts w:ascii="Garamond" w:hAnsi="Garamond"/>
-        </w:rPr>
-      </w:pPr>
-      <w:r>
-        <w:rPr>
-          <w:rFonts w:ascii="Garamond" w:hAnsi="Garamond"/>
-        </w:rPr>
-        <w:t xml:space="preserve">        Hint: you need </w:t>
-      </w:r>
-      <w:r>
-        <w:rPr>
-          <w:rFonts w:ascii="Garamond" w:hAnsi="Garamond"/>
-        </w:rPr>
-        <w:t xml:space="preserve">a variable to track </w:t>
-      </w:r>
-      <w:r>
-        <w:rPr>
-          <w:rFonts w:ascii="Garamond" w:hAnsi="Garamond"/>
-        </w:rPr>
-        <w:t xml:space="preserve">whether you hit the finish line OR the halfway line </w:t>
-      </w:r>
-      <w:r>
-        <w:rPr>
-          <w:rFonts w:ascii="Garamond" w:hAnsi="Garamond"/>
-        </w:rPr>
-        <w:t>last</w:t>
-      </w:r>
-    </w:p>
-    <w:p>
-      <w:pPr>
-        <w:ind w:firstLine="540"/>
-        <w:rPr>
-          <w:rFonts w:ascii="Garamond" w:hAnsi="Garamond"/>
-        </w:rPr>
-      </w:pPr>
-      <w:r>
-        <w:t xml:space="preserve">□ </w:t>
-      </w:r>
+      <w:r>
+        <w:rPr>
+          <w:rFonts w:ascii="Garamond" w:hAnsi="Garamond"/>
+        </w:rPr>
+        <w:t xml:space="preserve"> (10pts)</w:t>
+      </w:r>
+    </w:p>
+    <w:p>
+      <w:pPr>
+        <w:pStyle w:val="ListParagraph"/>
+        <w:rPr>
+          <w:rFonts w:ascii="Garamond" w:hAnsi="Garamond"/>
+        </w:rPr>
+      </w:pPr>
+      <w:r>
+        <w:rPr>
+          <w:rFonts w:ascii="Garamond" w:hAnsi="Garamond"/>
+        </w:rPr>
+        <w:t xml:space="preserve">    </w:t>
+      </w:r>
+      <w:r>
+        <w:rPr>
+          <w:rFonts w:ascii="Garamond" w:hAnsi="Garamond"/>
+        </w:rPr>
+        <w:t>Hint: you need a variable to track whether you hit the finish line OR the halfway line last</w:t>
+      </w:r>
+    </w:p>
+    <w:p>
+      <w:pPr>
+        <w:pStyle w:val="ListParagraph"/>
+        <w:numPr>
+          <w:ilvl w:val="0"/>
+          <w:numId w:val="5"/>
+        </w:numPr>
+        <w:rPr>
+          <w:rFonts w:ascii="Garamond" w:hAnsi="Garamond"/>
+        </w:rPr>
+      </w:pPr>
       <w:r>
         <w:rPr>
           <w:rFonts w:ascii="Garamond" w:hAnsi="Garamond"/>
@@ -850,38 +846,82 @@
         </w:rPr>
         <w:t>best lap timer</w:t>
       </w:r>
-    </w:p>
-    <w:p>
-      <w:pPr>
-        <w:ind w:firstLine="540"/>
-      </w:pPr>
-      <w:r>
-        <w:rPr>
-          <w:rFonts w:ascii="Garamond" w:hAnsi="Garamond"/>
-        </w:rPr>
-        <w:t xml:space="preserve">        Hint: You need to have a lap counter to make this work</w:t>
-      </w:r>
-    </w:p>
-    <w:p>
-      <w:pPr>
-        <w:ind w:firstLine="540"/>
-      </w:pPr>
-    </w:p>
-    <w:p>
-      <w:pPr>
-        <w:ind w:firstLine="540"/>
-        <w:rPr>
-          <w:rFonts w:ascii="Garamond" w:hAnsi="Garamond"/>
-        </w:rPr>
-      </w:pPr>
-    </w:p>
-    <w:p>
-      <w:pPr>
-        <w:ind w:firstLine="540"/>
-        <w:rPr>
-          <w:rFonts w:ascii="Garamond" w:hAnsi="Garamond"/>
-        </w:rPr>
-      </w:pPr>
+      <w:r>
+        <w:rPr>
+          <w:rFonts w:ascii="Garamond" w:hAnsi="Garamond"/>
+        </w:rPr>
+        <w:t xml:space="preserve"> (10pts)</w:t>
+      </w:r>
+    </w:p>
+    <w:p>
+      <w:pPr>
+        <w:ind w:left="360"/>
+        <w:rPr>
+          <w:rFonts w:ascii="Garamond" w:hAnsi="Garamond"/>
+        </w:rPr>
+      </w:pPr>
+    </w:p>
+    <w:p>
+      <w:pPr>
+        <w:rPr>
+          <w:rFonts w:ascii="Garamond" w:hAnsi="Garamond"/>
+        </w:rPr>
+      </w:pPr>
+    </w:p>
+    <w:p>
+      <w:pPr>
+        <w:jc w:val="center"/>
+        <w:rPr>
+          <w:rFonts w:ascii="Garamond" w:hAnsi="Garamond"/>
+        </w:rPr>
+      </w:pPr>
+      <w:r>
+        <w:rPr>
+          <w:rFonts w:ascii="Garamond" w:hAnsi="Garamond"/>
+          <w:noProof/>
+        </w:rPr>
+        <w:drawing>
+          <wp:inline distT="0" distB="0" distL="0" distR="0" wp14:anchorId="7DF1F000" wp14:editId="74FEF560">
+            <wp:extent cx="3437164" cy="976066"/>
+            <wp:effectExtent l="0" t="0" r="5080" b="1905"/>
+            <wp:docPr id="87726184" name="Picture 1" descr="A diagram of a flowchart&#10;&#10;AI-generated content may be incorrect."/>
+            <wp:cNvGraphicFramePr>
+              <a:graphicFrameLocks xmlns:a="http://schemas.openxmlformats.org/drawingml/2006/main" noChangeAspect="1"/>
+            </wp:cNvGraphicFramePr>
+            <a:graphic xmlns:a="http://schemas.openxmlformats.org/drawingml/2006/main">
+              <a:graphicData uri="http://schemas.openxmlformats.org/drawingml/2006/picture">
+                <pic:pic xmlns:pic="http://schemas.openxmlformats.org/drawingml/2006/picture">
+                  <pic:nvPicPr>
+                    <pic:cNvPr id="87726184" name="Picture 1" descr="A diagram of a flowchart&#10;&#10;AI-generated content may be incorrect."/>
+                    <pic:cNvPicPr/>
+                  </pic:nvPicPr>
+                  <pic:blipFill>
+                    <a:blip r:embed="rId5">
+                      <a:extLst>
+                        <a:ext uri="{28A0092B-C50C-407E-A947-70E740481C1C}">
+                          <a14:useLocalDpi xmlns:a14="http://schemas.microsoft.com/office/drawing/2010/main" val="0"/>
+                        </a:ext>
+                      </a:extLst>
+                    </a:blip>
+                    <a:stretch>
+                      <a:fillRect/>
+                    </a:stretch>
+                  </pic:blipFill>
+                  <pic:spPr>
+                    <a:xfrm>
+                      <a:off x="0" y="0"/>
+                      <a:ext cx="3512151" cy="997360"/>
+                    </a:xfrm>
+                    <a:prstGeom prst="rect">
+                      <a:avLst/>
+                    </a:prstGeom>
+                  </pic:spPr>
+                </pic:pic>
+              </a:graphicData>
+            </a:graphic>
+          </wp:inline>
+        </w:drawing>
+      </w:r>
     </w:p>
     <w:sectPr>
       <w:pgSz w:w="12240" w:h="15840"/>
@@ -894,7 +934,7 @@
 </file>
 
 <file path=word/numbering.xml><?xml version="1.0" encoding="utf-8"?>
-<w:numbering xmlns:wpc="http://schemas.microsoft.com/office/word/2010/wordprocessingCanvas" xmlns:cx="http://schemas.microsoft.com/office/drawing/2014/chartex" xmlns:cx1="http://schemas.microsoft.com/office/drawing/2015/9/8/chartex" xmlns:cx2="http://schemas.microsoft.com/office/drawing/2015/10/21/chartex" xmlns:cx3="http://schemas.microsoft.com/office/drawing/2016/5/9/chartex" xmlns:cx4="http://schemas.microsoft.com/office/drawing/2016/5/10/chartex" xmlns:cx5="http://schemas.microsoft.com/office/drawing/2016/5/11/chartex" xmlns:cx6="http://schemas.microsoft.com/office/drawing/2016/5/12/chartex" xmlns:cx7="http://schemas.microsoft.com/office/drawing/2016/5/13/chartex" xmlns:cx8="http://schemas.microsoft.com/office/drawing/2016/5/14/chartex" xmlns:mc="http://schemas.openxmlformats.org/markup-compatibility/2006" xmlns:aink="http://schemas.microsoft.com/office/drawing/2016/ink" xmlns:am3d="http://schemas.microsoft.com/office/drawing/2017/model3d" xmlns:o="urn:schemas-microsoft-com:office:office" xmlns:oel="http://schemas.microsoft.com/office/2019/extlst" xmlns:r="http://schemas.openxmlformats.org/officeDocument/2006/relationships" xmlns:m="http://schemas.openxmlformats.org/officeDocument/2006/math" xmlns:v="urn:schemas-microsoft-com:vml" xmlns:wp14="http://schemas.microsoft.com/office/word/2010/wordprocessingDrawing" xmlns:wp="http://schemas.openxmlformats.org/drawingml/2006/wordprocessingDrawing" xmlns:w10="urn:schemas-microsoft-com:office:word" xmlns:w="http://schemas.openxmlformats.org/wordprocessingml/2006/main" xmlns:w14="http://schemas.microsoft.com/office/word/2010/wordml" xmlns:w15="http://schemas.microsoft.com/office/word/2012/wordml" xmlns:w16cex="http://schemas.microsoft.com/office/word/2018/wordml/cex" xmlns:w16cid="http://schemas.microsoft.com/office/word/2016/wordml/cid" xmlns:w16="http://schemas.microsoft.com/office/word/2018/wordml" xmlns:w16du="http://schemas.microsoft.com/office/word/2023/wordml/word16du" xmlns:w16sdtdh="http://schemas.microsoft.com/office/word/2020/wordml/sdtdatahash" xmlns:w16se="http://schemas.microsoft.com/office/word/2015/wordml/symex" xmlns:wpg="http://schemas.microsoft.com/office/word/2010/wordprocessingGroup" xmlns:wpi="http://schemas.microsoft.com/office/word/2010/wordprocessingInk" xmlns:wne="http://schemas.microsoft.com/office/word/2006/wordml" xmlns:wps="http://schemas.microsoft.com/office/word/2010/wordprocessingShape" mc:Ignorable="w14 w15 w16se w16cid w16 w16cex w16sdtdh w16du wp14">
+<w:numbering xmlns:wpc="http://schemas.microsoft.com/office/word/2010/wordprocessingCanvas" xmlns:cx="http://schemas.microsoft.com/office/drawing/2014/chartex" xmlns:cx1="http://schemas.microsoft.com/office/drawing/2015/9/8/chartex" xmlns:cx2="http://schemas.microsoft.com/office/drawing/2015/10/21/chartex" xmlns:cx3="http://schemas.microsoft.com/office/drawing/2016/5/9/chartex" xmlns:cx4="http://schemas.microsoft.com/office/drawing/2016/5/10/chartex" xmlns:cx5="http://schemas.microsoft.com/office/drawing/2016/5/11/chartex" xmlns:cx6="http://schemas.microsoft.com/office/drawing/2016/5/12/chartex" xmlns:cx7="http://schemas.microsoft.com/office/drawing/2016/5/13/chartex" xmlns:cx8="http://schemas.microsoft.com/office/drawing/2016/5/14/chartex" xmlns:mc="http://schemas.openxmlformats.org/markup-compatibility/2006" xmlns:aink="http://schemas.microsoft.com/office/drawing/2016/ink" xmlns:am3d="http://schemas.microsoft.com/office/drawing/2017/model3d" xmlns:o="urn:schemas-microsoft-com:office:office" xmlns:oel="http://schemas.microsoft.com/office/2019/extlst" xmlns:r="http://schemas.openxmlformats.org/officeDocument/2006/relationships" xmlns:m="http://schemas.openxmlformats.org/officeDocument/2006/math" xmlns:v="urn:schemas-microsoft-com:vml" xmlns:wp14="http://schemas.microsoft.com/office/word/2010/wordprocessingDrawing" xmlns:wp="http://schemas.openxmlformats.org/drawingml/2006/wordprocessingDrawing" xmlns:w10="urn:schemas-microsoft-com:office:word" xmlns:w="http://schemas.openxmlformats.org/wordprocessingml/2006/main" xmlns:w14="http://schemas.microsoft.com/office/word/2010/wordml" xmlns:w15="http://schemas.microsoft.com/office/word/2012/wordml" xmlns:w16cex="http://schemas.microsoft.com/office/word/2018/wordml/cex" xmlns:w16cid="http://schemas.microsoft.com/office/word/2016/wordml/cid" xmlns:w16="http://schemas.microsoft.com/office/word/2018/wordml" xmlns:w16du="http://schemas.microsoft.com/office/word/2023/wordml/word16du" xmlns:w16sdtdh="http://schemas.microsoft.com/office/word/2020/wordml/sdtdatahash" xmlns:w16sdtfl="http://schemas.microsoft.com/office/word/2024/wordml/sdtformatlock" xmlns:w16se="http://schemas.microsoft.com/office/word/2015/wordml/symex" xmlns:wpg="http://schemas.microsoft.com/office/word/2010/wordprocessingGroup" xmlns:wpi="http://schemas.microsoft.com/office/word/2010/wordprocessingInk" xmlns:wne="http://schemas.microsoft.com/office/word/2006/wordml" xmlns:wps="http://schemas.microsoft.com/office/word/2010/wordprocessingShape" mc:Ignorable="w14 w15 w16se w16cid w16 w16cex w16sdtdh w16sdtfl w16du wp14">
   <w:abstractNum w:abstractNumId="0" w15:restartNumberingAfterBreak="0">
     <w:nsid w:val="0AE702BA"/>
     <w:multiLevelType w:val="hybridMultilevel"/>
@@ -1122,6 +1162,95 @@
     </w:lvl>
   </w:abstractNum>
   <w:abstractNum w:abstractNumId="2" w15:restartNumberingAfterBreak="0">
+    <w:nsid w:val="51253396"/>
+    <w:multiLevelType w:val="hybridMultilevel"/>
+    <w:tmpl w:val="ECEA7DDA"/>
+    <w:lvl w:ilvl="0" w:tplc="0409000F">
+      <w:start w:val="1"/>
+      <w:numFmt w:val="decimal"/>
+      <w:lvlText w:val="%1."/>
+      <w:lvlJc w:val="left"/>
+      <w:pPr>
+        <w:ind w:left="720" w:hanging="360"/>
+      </w:pPr>
+      <w:rPr>
+        <w:rFonts w:hint="default"/>
+      </w:rPr>
+    </w:lvl>
+    <w:lvl w:ilvl="1" w:tplc="04090019" w:tentative="1">
+      <w:start w:val="1"/>
+      <w:numFmt w:val="lowerLetter"/>
+      <w:lvlText w:val="%2."/>
+      <w:lvlJc w:val="left"/>
+      <w:pPr>
+        <w:ind w:left="1440" w:hanging="360"/>
+      </w:pPr>
+    </w:lvl>
+    <w:lvl w:ilvl="2" w:tplc="0409001B" w:tentative="1">
+      <w:start w:val="1"/>
+      <w:numFmt w:val="lowerRoman"/>
+      <w:lvlText w:val="%3."/>
+      <w:lvlJc w:val="right"/>
+      <w:pPr>
+        <w:ind w:left="2160" w:hanging="180"/>
+      </w:pPr>
+    </w:lvl>
+    <w:lvl w:ilvl="3" w:tplc="0409000F" w:tentative="1">
+      <w:start w:val="1"/>
+      <w:numFmt w:val="decimal"/>
+      <w:lvlText w:val="%4."/>
+      <w:lvlJc w:val="left"/>
+      <w:pPr>
+        <w:ind w:left="2880" w:hanging="360"/>
+      </w:pPr>
+    </w:lvl>
+    <w:lvl w:ilvl="4" w:tplc="04090019" w:tentative="1">
+      <w:start w:val="1"/>
+      <w:numFmt w:val="lowerLetter"/>
+      <w:lvlText w:val="%5."/>
+      <w:lvlJc w:val="left"/>
+      <w:pPr>
+        <w:ind w:left="3600" w:hanging="360"/>
+      </w:pPr>
+    </w:lvl>
+    <w:lvl w:ilvl="5" w:tplc="0409001B" w:tentative="1">
+      <w:start w:val="1"/>
+      <w:numFmt w:val="lowerRoman"/>
+      <w:lvlText w:val="%6."/>
+      <w:lvlJc w:val="right"/>
+      <w:pPr>
+        <w:ind w:left="4320" w:hanging="180"/>
+      </w:pPr>
+    </w:lvl>
+    <w:lvl w:ilvl="6" w:tplc="0409000F" w:tentative="1">
+      <w:start w:val="1"/>
+      <w:numFmt w:val="decimal"/>
+      <w:lvlText w:val="%7."/>
+      <w:lvlJc w:val="left"/>
+      <w:pPr>
+        <w:ind w:left="5040" w:hanging="360"/>
+      </w:pPr>
+    </w:lvl>
+    <w:lvl w:ilvl="7" w:tplc="04090019" w:tentative="1">
+      <w:start w:val="1"/>
+      <w:numFmt w:val="lowerLetter"/>
+      <w:lvlText w:val="%8."/>
+      <w:lvlJc w:val="left"/>
+      <w:pPr>
+        <w:ind w:left="5760" w:hanging="360"/>
+      </w:pPr>
+    </w:lvl>
+    <w:lvl w:ilvl="8" w:tplc="0409001B" w:tentative="1">
+      <w:start w:val="1"/>
+      <w:numFmt w:val="lowerRoman"/>
+      <w:lvlText w:val="%9."/>
+      <w:lvlJc w:val="right"/>
+      <w:pPr>
+        <w:ind w:left="6480" w:hanging="180"/>
+      </w:pPr>
+    </w:lvl>
+  </w:abstractNum>
+  <w:abstractNum w:abstractNumId="3" w15:restartNumberingAfterBreak="0">
     <w:nsid w:val="5D0A7F9B"/>
     <w:multiLevelType w:val="hybridMultilevel"/>
     <w:tmpl w:val="3F6C6E58"/>
@@ -1234,7 +1363,7 @@
       </w:rPr>
     </w:lvl>
   </w:abstractNum>
-  <w:abstractNum w:abstractNumId="3" w15:restartNumberingAfterBreak="0">
+  <w:abstractNum w:abstractNumId="4" w15:restartNumberingAfterBreak="0">
     <w:nsid w:val="7356751F"/>
     <w:multiLevelType w:val="hybridMultilevel"/>
     <w:tmpl w:val="A2FE5386"/>
@@ -1327,19 +1456,22 @@
     <w:abstractNumId w:val="1"/>
   </w:num>
   <w:num w:numId="2" w16cid:durableId="2026245091">
-    <w:abstractNumId w:val="3"/>
+    <w:abstractNumId w:val="4"/>
   </w:num>
   <w:num w:numId="3" w16cid:durableId="1849245770">
     <w:abstractNumId w:val="0"/>
   </w:num>
   <w:num w:numId="4" w16cid:durableId="1999993005">
+    <w:abstractNumId w:val="3"/>
+  </w:num>
+  <w:num w:numId="5" w16cid:durableId="1078942111">
     <w:abstractNumId w:val="2"/>
   </w:num>
 </w:numbering>
 </file>
 
 <file path=word/styles.xml><?xml version="1.0" encoding="utf-8"?>
-<w:styles xmlns:mc="http://schemas.openxmlformats.org/markup-compatibility/2006" xmlns:r="http://schemas.openxmlformats.org/officeDocument/2006/relationships" xmlns:w="http://schemas.openxmlformats.org/wordprocessingml/2006/main" xmlns:w14="http://schemas.microsoft.com/office/word/2010/wordml" xmlns:w15="http://schemas.microsoft.com/office/word/2012/wordml" xmlns:w16cex="http://schemas.microsoft.com/office/word/2018/wordml/cex" xmlns:w16cid="http://schemas.microsoft.com/office/word/2016/wordml/cid" xmlns:w16="http://schemas.microsoft.com/office/word/2018/wordml" xmlns:w16du="http://schemas.microsoft.com/office/word/2023/wordml/word16du" xmlns:w16sdtdh="http://schemas.microsoft.com/office/word/2020/wordml/sdtdatahash" xmlns:w16se="http://schemas.microsoft.com/office/word/2015/wordml/symex" mc:Ignorable="w14 w15 w16se w16cid w16 w16cex w16sdtdh w16du">
+<w:styles xmlns:mc="http://schemas.openxmlformats.org/markup-compatibility/2006" xmlns:r="http://schemas.openxmlformats.org/officeDocument/2006/relationships" xmlns:w="http://schemas.openxmlformats.org/wordprocessingml/2006/main" xmlns:w14="http://schemas.microsoft.com/office/word/2010/wordml" xmlns:w15="http://schemas.microsoft.com/office/word/2012/wordml" xmlns:w16cex="http://schemas.microsoft.com/office/word/2018/wordml/cex" xmlns:w16cid="http://schemas.microsoft.com/office/word/2016/wordml/cid" xmlns:w16="http://schemas.microsoft.com/office/word/2018/wordml" xmlns:w16du="http://schemas.microsoft.com/office/word/2023/wordml/word16du" xmlns:w16sdtdh="http://schemas.microsoft.com/office/word/2020/wordml/sdtdatahash" xmlns:w16sdtfl="http://schemas.microsoft.com/office/word/2024/wordml/sdtformatlock" xmlns:w16se="http://schemas.microsoft.com/office/word/2015/wordml/symex" mc:Ignorable="w14 w15 w16se w16cid w16 w16cex w16sdtdh w16sdtfl w16du">
   <w:docDefaults>
     <w:rPrDefault>
       <w:rPr>
